--- a/lessons/7-9-catchup/homework.docx
+++ b/lessons/7-9-catchup/homework.docx
@@ -115,7 +115,7 @@
           <wp:inline distT="0" distB="0" distL="0" distR="0">
             <wp:extent cx="1047750" cy="790575"/>
             <wp:effectExtent t="0" r="0" b="0" l="0"/>
-            <wp:docPr id="1" name="" descr="" title=""/>
+            <wp:docPr id="1" name="Number line" descr="Picture illustrating the vocabulary word &quot;Number line&quot;" title="Number line"/>
             <wp:cNvGraphicFramePr>
               <a:graphicFrameLocks xmlns:a="http://schemas.openxmlformats.org/drawingml/2006/main" noChangeAspect="1"/>
             </wp:cNvGraphicFramePr>
@@ -161,10 +161,10 @@
           <w:b/>
           <w:bCs/>
         </w:rPr>
-        <w:t xml:space="preserve">Compare and Order Integers (Comparar y ordenar enteros)</w:t>
-      </w:r>
-      <w:r>
-        <w:t xml:space="preserve"> — Use a number line to decide which integers are greater or less and place them in order.</w:t>
+        <w:t xml:space="preserve">Number line (Recta numérica)</w:t>
+      </w:r>
+      <w:r>
+        <w:t xml:space="preserve"> — A straight line where numbers are placed in order; numbers get smaller to the left and larger to the right.</w:t>
       </w:r>
     </w:p>
     <w:p>
@@ -178,7 +178,7 @@
           <wp:inline distT="0" distB="0" distL="0" distR="0">
             <wp:extent cx="1047750" cy="790575"/>
             <wp:effectExtent t="0" r="0" b="0" l="0"/>
-            <wp:docPr id="1" name="" descr="" title=""/>
+            <wp:docPr id="1" name="Compare" descr="Picture illustrating the vocabulary word &quot;Compare&quot;" title="Compare"/>
             <wp:cNvGraphicFramePr>
               <a:graphicFrameLocks xmlns:a="http://schemas.openxmlformats.org/drawingml/2006/main" noChangeAspect="1"/>
             </wp:cNvGraphicFramePr>
@@ -224,10 +224,10 @@
           <w:b/>
           <w:bCs/>
         </w:rPr>
-        <w:t xml:space="preserve">Number line (Recta numérica)</w:t>
-      </w:r>
-      <w:r>
-        <w:t xml:space="preserve"> — A straight line where numbers are placed in order; numbers get smaller to the left and larger to the right.</w:t>
+        <w:t xml:space="preserve">Compare (Comparar)</w:t>
+      </w:r>
+      <w:r>
+        <w:t xml:space="preserve"> — To see if a number is bigger, smaller, or equal to another.</w:t>
       </w:r>
     </w:p>
     <w:p>
@@ -241,7 +241,70 @@
           <wp:inline distT="0" distB="0" distL="0" distR="0">
             <wp:extent cx="1047750" cy="790575"/>
             <wp:effectExtent t="0" r="0" b="0" l="0"/>
-            <wp:docPr id="1" name="" descr="" title=""/>
+            <wp:docPr id="1" name="Order" descr="Picture illustrating the vocabulary word &quot;Order&quot;" title="Order"/>
+            <wp:cNvGraphicFramePr>
+              <a:graphicFrameLocks xmlns:a="http://schemas.openxmlformats.org/drawingml/2006/main" noChangeAspect="1"/>
+            </wp:cNvGraphicFramePr>
+            <a:graphic xmlns:a="http://schemas.openxmlformats.org/drawingml/2006/main">
+              <a:graphicData uri="http://schemas.openxmlformats.org/drawingml/2006/picture">
+                <pic:pic xmlns:pic="http://schemas.openxmlformats.org/drawingml/2006/picture">
+                  <pic:nvPicPr>
+                    <pic:cNvPr id="0" name="" descr=""/>
+                    <pic:cNvPicPr>
+                      <a:picLocks noChangeAspect="1" noChangeArrowheads="1"/>
+                    </pic:cNvPicPr>
+                  </pic:nvPicPr>
+                  <pic:blipFill>
+                    <a:blip r:embed="rId7" cstate="none"/>
+                    <a:srcRect/>
+                    <a:stretch>
+                      <a:fillRect/>
+                    </a:stretch>
+                  </pic:blipFill>
+                  <pic:spPr bwMode="auto">
+                    <a:xfrm>
+                      <a:off x="0" y="0"/>
+                      <a:ext cx="1047750" cy="790575"/>
+                    </a:xfrm>
+                    <a:prstGeom prst="rect">
+                      <a:avLst/>
+                    </a:prstGeom>
+                  </pic:spPr>
+                </pic:pic>
+              </a:graphicData>
+            </a:graphic>
+          </wp:inline>
+        </w:drawing>
+      </w:r>
+    </w:p>
+    <w:p>
+      <w:pPr>
+        <w:keepNext/>
+        <w:spacing w:after="120"/>
+      </w:pPr>
+      <w:r>
+        <w:rPr>
+          <w:b/>
+          <w:bCs/>
+        </w:rPr>
+        <w:t xml:space="preserve">Order (Ordenar)</w:t>
+      </w:r>
+      <w:r>
+        <w:t xml:space="preserve"> — To arrange numbers by size, from least to greatest or greatest to least.</w:t>
+      </w:r>
+    </w:p>
+    <w:p>
+      <w:pPr>
+        <w:keepNext/>
+        <w:spacing w:after="20" w:before="80"/>
+        <w:jc w:val="center"/>
+      </w:pPr>
+      <w:r>
+        <w:drawing>
+          <wp:inline distT="0" distB="0" distL="0" distR="0">
+            <wp:extent cx="1047750" cy="790575"/>
+            <wp:effectExtent t="0" r="0" b="0" l="0"/>
+            <wp:docPr id="1" name="Greater than" descr="Picture illustrating the vocabulary word &quot;Greater than&quot;" title="Greater than"/>
             <wp:cNvGraphicFramePr>
               <a:graphicFrameLocks xmlns:a="http://schemas.openxmlformats.org/drawingml/2006/main" noChangeAspect="1"/>
             </wp:cNvGraphicFramePr>
@@ -287,10 +350,10 @@
           <w:b/>
           <w:bCs/>
         </w:rPr>
-        <w:t xml:space="preserve">Compare (Comparar)</w:t>
-      </w:r>
-      <w:r>
-        <w:t xml:space="preserve"> — To see if a number is bigger, smaller, or equal to another.</w:t>
+        <w:t xml:space="preserve">Greater than (Mayor que)</w:t>
+      </w:r>
+      <w:r>
+        <w:t xml:space="preserve"> — The &gt; sign, showing one number is bigger.</w:t>
       </w:r>
     </w:p>
     <w:p>
@@ -304,70 +367,7 @@
           <wp:inline distT="0" distB="0" distL="0" distR="0">
             <wp:extent cx="1047750" cy="790575"/>
             <wp:effectExtent t="0" r="0" b="0" l="0"/>
-            <wp:docPr id="1" name="" descr="" title=""/>
-            <wp:cNvGraphicFramePr>
-              <a:graphicFrameLocks xmlns:a="http://schemas.openxmlformats.org/drawingml/2006/main" noChangeAspect="1"/>
-            </wp:cNvGraphicFramePr>
-            <a:graphic xmlns:a="http://schemas.openxmlformats.org/drawingml/2006/main">
-              <a:graphicData uri="http://schemas.openxmlformats.org/drawingml/2006/picture">
-                <pic:pic xmlns:pic="http://schemas.openxmlformats.org/drawingml/2006/picture">
-                  <pic:nvPicPr>
-                    <pic:cNvPr id="0" name="" descr=""/>
-                    <pic:cNvPicPr>
-                      <a:picLocks noChangeAspect="1" noChangeArrowheads="1"/>
-                    </pic:cNvPicPr>
-                  </pic:nvPicPr>
-                  <pic:blipFill>
-                    <a:blip r:embed="rId8" cstate="none"/>
-                    <a:srcRect/>
-                    <a:stretch>
-                      <a:fillRect/>
-                    </a:stretch>
-                  </pic:blipFill>
-                  <pic:spPr bwMode="auto">
-                    <a:xfrm>
-                      <a:off x="0" y="0"/>
-                      <a:ext cx="1047750" cy="790575"/>
-                    </a:xfrm>
-                    <a:prstGeom prst="rect">
-                      <a:avLst/>
-                    </a:prstGeom>
-                  </pic:spPr>
-                </pic:pic>
-              </a:graphicData>
-            </a:graphic>
-          </wp:inline>
-        </w:drawing>
-      </w:r>
-    </w:p>
-    <w:p>
-      <w:pPr>
-        <w:keepNext/>
-        <w:spacing w:after="120"/>
-      </w:pPr>
-      <w:r>
-        <w:rPr>
-          <w:b/>
-          <w:bCs/>
-        </w:rPr>
-        <w:t xml:space="preserve">Order (Ordenar)</w:t>
-      </w:r>
-      <w:r>
-        <w:t xml:space="preserve"> — To arrange numbers by size, from least to greatest or greatest to least.</w:t>
-      </w:r>
-    </w:p>
-    <w:p>
-      <w:pPr>
-        <w:keepNext/>
-        <w:spacing w:after="20" w:before="80"/>
-        <w:jc w:val="center"/>
-      </w:pPr>
-      <w:r>
-        <w:drawing>
-          <wp:inline distT="0" distB="0" distL="0" distR="0">
-            <wp:extent cx="1047750" cy="790575"/>
-            <wp:effectExtent t="0" r="0" b="0" l="0"/>
-            <wp:docPr id="1" name="" descr="" title=""/>
+            <wp:docPr id="1" name="Less than" descr="Picture illustrating the vocabulary word &quot;Less than&quot;" title="Less than"/>
             <wp:cNvGraphicFramePr>
               <a:graphicFrameLocks xmlns:a="http://schemas.openxmlformats.org/drawingml/2006/main" noChangeAspect="1"/>
             </wp:cNvGraphicFramePr>
@@ -413,10 +413,10 @@
           <w:b/>
           <w:bCs/>
         </w:rPr>
-        <w:t xml:space="preserve">Greater than (Mayor que)</w:t>
-      </w:r>
-      <w:r>
-        <w:t xml:space="preserve"> — The &gt; sign, showing one number is bigger.</w:t>
+        <w:t xml:space="preserve">Less than (Menor que)</w:t>
+      </w:r>
+      <w:r>
+        <w:t xml:space="preserve"> — The &lt; sign, showing one number is smaller.</w:t>
       </w:r>
     </w:p>
     <w:p>
@@ -430,7 +430,7 @@
           <wp:inline distT="0" distB="0" distL="0" distR="0">
             <wp:extent cx="1047750" cy="790575"/>
             <wp:effectExtent t="0" r="0" b="0" l="0"/>
-            <wp:docPr id="1" name="" descr="" title=""/>
+            <wp:docPr id="1" name="Negative integer" descr="Picture illustrating the vocabulary word &quot;Negative integer&quot;" title="Negative integer"/>
             <wp:cNvGraphicFramePr>
               <a:graphicFrameLocks xmlns:a="http://schemas.openxmlformats.org/drawingml/2006/main" noChangeAspect="1"/>
             </wp:cNvGraphicFramePr>
@@ -476,10 +476,10 @@
           <w:b/>
           <w:bCs/>
         </w:rPr>
-        <w:t xml:space="preserve">Less than (Menor que)</w:t>
-      </w:r>
-      <w:r>
-        <w:t xml:space="preserve"> — The &lt; sign, showing one number is smaller.</w:t>
+        <w:t xml:space="preserve">Negative integer (Entero negativo)</w:t>
+      </w:r>
+      <w:r>
+        <w:t xml:space="preserve"> — A whole number smaller than zero, like -5.</w:t>
       </w:r>
     </w:p>
     <w:p>
@@ -493,7 +493,7 @@
           <wp:inline distT="0" distB="0" distL="0" distR="0">
             <wp:extent cx="1047750" cy="790575"/>
             <wp:effectExtent t="0" r="0" b="0" l="0"/>
-            <wp:docPr id="1" name="" descr="" title=""/>
+            <wp:docPr id="1" name="Integer" descr="Picture illustrating the vocabulary word &quot;Integer&quot;" title="Integer"/>
             <wp:cNvGraphicFramePr>
               <a:graphicFrameLocks xmlns:a="http://schemas.openxmlformats.org/drawingml/2006/main" noChangeAspect="1"/>
             </wp:cNvGraphicFramePr>
@@ -539,10 +539,10 @@
           <w:b/>
           <w:bCs/>
         </w:rPr>
-        <w:t xml:space="preserve">Negative integer (Entero negativo)</w:t>
-      </w:r>
-      <w:r>
-        <w:t xml:space="preserve"> — A whole number smaller than zero, like -5.</w:t>
+        <w:t xml:space="preserve">Integer (Número entero)</w:t>
+      </w:r>
+      <w:r>
+        <w:t xml:space="preserve"> — Whole numbers and their opposites, like -2, -1, 0, 1, 2.</w:t>
       </w:r>
     </w:p>
     <w:p>
@@ -556,7 +556,7 @@
           <wp:inline distT="0" distB="0" distL="0" distR="0">
             <wp:extent cx="1047750" cy="790575"/>
             <wp:effectExtent t="0" r="0" b="0" l="0"/>
-            <wp:docPr id="1" name="" descr="" title=""/>
+            <wp:docPr id="1" name="vertex" descr="Picture illustrating the vocabulary word &quot;vertex&quot;" title="vertex"/>
             <wp:cNvGraphicFramePr>
               <a:graphicFrameLocks xmlns:a="http://schemas.openxmlformats.org/drawingml/2006/main" noChangeAspect="1"/>
             </wp:cNvGraphicFramePr>
@@ -602,10 +602,10 @@
           <w:b/>
           <w:bCs/>
         </w:rPr>
-        <w:t xml:space="preserve">Integer (Número entero)</w:t>
-      </w:r>
-      <w:r>
-        <w:t xml:space="preserve"> — Whole numbers and their opposites, like -2, -1, 0, 1, 2.</w:t>
+        <w:t xml:space="preserve">vertex (vértice)</w:t>
+      </w:r>
+      <w:r>
+        <w:t xml:space="preserve"> — A corner point of a polygon, named by an ordered pair on the coordinate plane.</w:t>
       </w:r>
     </w:p>
     <w:p>
@@ -619,7 +619,7 @@
           <wp:inline distT="0" distB="0" distL="0" distR="0">
             <wp:extent cx="1047750" cy="790575"/>
             <wp:effectExtent t="0" r="0" b="0" l="0"/>
-            <wp:docPr id="1" name="" descr="" title=""/>
+            <wp:docPr id="1" name="Coordinate plane" descr="Picture illustrating the vocabulary word &quot;Coordinate plane&quot;" title="Coordinate plane"/>
             <wp:cNvGraphicFramePr>
               <a:graphicFrameLocks xmlns:a="http://schemas.openxmlformats.org/drawingml/2006/main" noChangeAspect="1"/>
             </wp:cNvGraphicFramePr>
@@ -665,10 +665,10 @@
           <w:b/>
           <w:bCs/>
         </w:rPr>
-        <w:t xml:space="preserve">Graph on the Coordinate Plane (Representar en el plano de coordenadas)</w:t>
-      </w:r>
-      <w:r>
-        <w:t xml:space="preserve"> — Plot a point by moving horizontally to its x-coordinate and vertically to its y-coordinate.</w:t>
+        <w:t xml:space="preserve">Coordinate plane (Plano cartesiano)</w:t>
+      </w:r>
+      <w:r>
+        <w:t xml:space="preserve"> — A grid with a line going across and a line going up to plot points.</w:t>
       </w:r>
     </w:p>
     <w:p>
@@ -682,7 +682,7 @@
           <wp:inline distT="0" distB="0" distL="0" distR="0">
             <wp:extent cx="1047750" cy="790575"/>
             <wp:effectExtent t="0" r="0" b="0" l="0"/>
-            <wp:docPr id="1" name="" descr="" title=""/>
+            <wp:docPr id="1" name="Distance" descr="Picture illustrating the vocabulary word &quot;Distance&quot;" title="Distance"/>
             <wp:cNvGraphicFramePr>
               <a:graphicFrameLocks xmlns:a="http://schemas.openxmlformats.org/drawingml/2006/main" noChangeAspect="1"/>
             </wp:cNvGraphicFramePr>
@@ -728,10 +728,10 @@
           <w:b/>
           <w:bCs/>
         </w:rPr>
-        <w:t xml:space="preserve">Distance on the Coordinate Plane (Distancia en el plano de coordenadas)</w:t>
-      </w:r>
-      <w:r>
-        <w:t xml:space="preserve"> — The positive space between points, found from the absolute difference of coordinates on a horizontal or vertical line.</w:t>
+        <w:t xml:space="preserve">Distance (Distancia)</w:t>
+      </w:r>
+      <w:r>
+        <w:t xml:space="preserve"> — How far apart two points are. It is never negative.</w:t>
       </w:r>
     </w:p>
     <w:p>
@@ -745,7 +745,7 @@
           <wp:inline distT="0" distB="0" distL="0" distR="0">
             <wp:extent cx="1047750" cy="790575"/>
             <wp:effectExtent t="0" r="0" b="0" l="0"/>
-            <wp:docPr id="1" name="" descr="" title=""/>
+            <wp:docPr id="1" name="polygon" descr="Picture illustrating the vocabulary word &quot;polygon&quot;" title="polygon"/>
             <wp:cNvGraphicFramePr>
               <a:graphicFrameLocks xmlns:a="http://schemas.openxmlformats.org/drawingml/2006/main" noChangeAspect="1"/>
             </wp:cNvGraphicFramePr>
@@ -791,10 +791,10 @@
           <w:b/>
           <w:bCs/>
         </w:rPr>
-        <w:t xml:space="preserve">vertex (vértice)</w:t>
-      </w:r>
-      <w:r>
-        <w:t xml:space="preserve"> — A corner point of a polygon, named by an ordered pair on the coordinate plane.</w:t>
+        <w:t xml:space="preserve">polygon (polígono)</w:t>
+      </w:r>
+      <w:r>
+        <w:t xml:space="preserve"> — A closed figure made of line segments; on the plane you draw it by plotting the vertices and connecting them in order.</w:t>
       </w:r>
     </w:p>
     <w:p>
@@ -808,7 +808,133 @@
           <wp:inline distT="0" distB="0" distL="0" distR="0">
             <wp:extent cx="1047750" cy="790575"/>
             <wp:effectExtent t="0" r="0" b="0" l="0"/>
-            <wp:docPr id="1" name="" descr="" title=""/>
+            <wp:docPr id="1" name="Quadrant" descr="Picture illustrating the vocabulary word &quot;Quadrant&quot;" title="Quadrant"/>
+            <wp:cNvGraphicFramePr>
+              <a:graphicFrameLocks xmlns:a="http://schemas.openxmlformats.org/drawingml/2006/main" noChangeAspect="1"/>
+            </wp:cNvGraphicFramePr>
+            <a:graphic xmlns:a="http://schemas.openxmlformats.org/drawingml/2006/main">
+              <a:graphicData uri="http://schemas.openxmlformats.org/drawingml/2006/picture">
+                <pic:pic xmlns:pic="http://schemas.openxmlformats.org/drawingml/2006/picture">
+                  <pic:nvPicPr>
+                    <pic:cNvPr id="0" name="" descr=""/>
+                    <pic:cNvPicPr>
+                      <a:picLocks noChangeAspect="1" noChangeArrowheads="1"/>
+                    </pic:cNvPicPr>
+                  </pic:nvPicPr>
+                  <pic:blipFill>
+                    <a:blip r:embed="rId17" cstate="none"/>
+                    <a:srcRect/>
+                    <a:stretch>
+                      <a:fillRect/>
+                    </a:stretch>
+                  </pic:blipFill>
+                  <pic:spPr bwMode="auto">
+                    <a:xfrm>
+                      <a:off x="0" y="0"/>
+                      <a:ext cx="1047750" cy="790575"/>
+                    </a:xfrm>
+                    <a:prstGeom prst="rect">
+                      <a:avLst/>
+                    </a:prstGeom>
+                  </pic:spPr>
+                </pic:pic>
+              </a:graphicData>
+            </a:graphic>
+          </wp:inline>
+        </w:drawing>
+      </w:r>
+    </w:p>
+    <w:p>
+      <w:pPr>
+        <w:keepNext/>
+        <w:spacing w:after="120"/>
+      </w:pPr>
+      <w:r>
+        <w:rPr>
+          <w:b/>
+          <w:bCs/>
+        </w:rPr>
+        <w:t xml:space="preserve">Quadrant (Cuadrante)</w:t>
+      </w:r>
+      <w:r>
+        <w:t xml:space="preserve"> — One of the four parts of a coordinate grid, numbered I to IV.</w:t>
+      </w:r>
+    </w:p>
+    <w:p>
+      <w:pPr>
+        <w:keepNext/>
+        <w:spacing w:after="20" w:before="80"/>
+        <w:jc w:val="center"/>
+      </w:pPr>
+      <w:r>
+        <w:drawing>
+          <wp:inline distT="0" distB="0" distL="0" distR="0">
+            <wp:extent cx="1047750" cy="790575"/>
+            <wp:effectExtent t="0" r="0" b="0" l="0"/>
+            <wp:docPr id="1" name="Reflection" descr="Picture illustrating the vocabulary word &quot;Reflection&quot;" title="Reflection"/>
+            <wp:cNvGraphicFramePr>
+              <a:graphicFrameLocks xmlns:a="http://schemas.openxmlformats.org/drawingml/2006/main" noChangeAspect="1"/>
+            </wp:cNvGraphicFramePr>
+            <a:graphic xmlns:a="http://schemas.openxmlformats.org/drawingml/2006/main">
+              <a:graphicData uri="http://schemas.openxmlformats.org/drawingml/2006/picture">
+                <pic:pic xmlns:pic="http://schemas.openxmlformats.org/drawingml/2006/picture">
+                  <pic:nvPicPr>
+                    <pic:cNvPr id="0" name="" descr=""/>
+                    <pic:cNvPicPr>
+                      <a:picLocks noChangeAspect="1" noChangeArrowheads="1"/>
+                    </pic:cNvPicPr>
+                  </pic:nvPicPr>
+                  <pic:blipFill>
+                    <a:blip r:embed="rId18" cstate="none"/>
+                    <a:srcRect/>
+                    <a:stretch>
+                      <a:fillRect/>
+                    </a:stretch>
+                  </pic:blipFill>
+                  <pic:spPr bwMode="auto">
+                    <a:xfrm>
+                      <a:off x="0" y="0"/>
+                      <a:ext cx="1047750" cy="790575"/>
+                    </a:xfrm>
+                    <a:prstGeom prst="rect">
+                      <a:avLst/>
+                    </a:prstGeom>
+                  </pic:spPr>
+                </pic:pic>
+              </a:graphicData>
+            </a:graphic>
+          </wp:inline>
+        </w:drawing>
+      </w:r>
+    </w:p>
+    <w:p>
+      <w:pPr>
+        <w:keepNext/>
+        <w:spacing w:after="120"/>
+      </w:pPr>
+      <w:r>
+        <w:rPr>
+          <w:b/>
+          <w:bCs/>
+        </w:rPr>
+        <w:t xml:space="preserve">Reflection (Reflexión)</w:t>
+      </w:r>
+      <w:r>
+        <w:t xml:space="preserve"> — A flipped, mirror image across a line.</w:t>
+      </w:r>
+    </w:p>
+    <w:p>
+      <w:pPr>
+        <w:keepNext/>
+        <w:spacing w:after="20" w:before="80"/>
+        <w:jc w:val="center"/>
+      </w:pPr>
+      <w:r>
+        <w:drawing>
+          <wp:inline distT="0" distB="0" distL="0" distR="0">
+            <wp:extent cx="1047750" cy="790575"/>
+            <wp:effectExtent t="0" r="0" b="0" l="0"/>
+            <wp:docPr id="1" name="Rational number" descr="Picture illustrating the vocabulary word &quot;Rational number&quot;" title="Rational number"/>
             <wp:cNvGraphicFramePr>
               <a:graphicFrameLocks xmlns:a="http://schemas.openxmlformats.org/drawingml/2006/main" noChangeAspect="1"/>
             </wp:cNvGraphicFramePr>
@@ -854,10 +980,10 @@
           <w:b/>
           <w:bCs/>
         </w:rPr>
-        <w:t xml:space="preserve">Ordered Pairs in All Four Quadrants (Pares ordenados en los cuatro cuadrantes)</w:t>
-      </w:r>
-      <w:r>
-        <w:t xml:space="preserve"> — Points written as (x, y) whose positive or negative coordinates place them in one of four quadrants.</w:t>
+        <w:t xml:space="preserve">Rational number (Número racional)</w:t>
+      </w:r>
+      <w:r>
+        <w:t xml:space="preserve"> — A number that can be written as a fraction of two integers, with a bottom number that is not zero.</w:t>
       </w:r>
     </w:p>
     <w:p>
@@ -871,196 +997,7 @@
           <wp:inline distT="0" distB="0" distL="0" distR="0">
             <wp:extent cx="1047750" cy="790575"/>
             <wp:effectExtent t="0" r="0" b="0" l="0"/>
-            <wp:docPr id="1" name="" descr="" title=""/>
-            <wp:cNvGraphicFramePr>
-              <a:graphicFrameLocks xmlns:a="http://schemas.openxmlformats.org/drawingml/2006/main" noChangeAspect="1"/>
-            </wp:cNvGraphicFramePr>
-            <a:graphic xmlns:a="http://schemas.openxmlformats.org/drawingml/2006/main">
-              <a:graphicData uri="http://schemas.openxmlformats.org/drawingml/2006/picture">
-                <pic:pic xmlns:pic="http://schemas.openxmlformats.org/drawingml/2006/picture">
-                  <pic:nvPicPr>
-                    <pic:cNvPr id="0" name="" descr=""/>
-                    <pic:cNvPicPr>
-                      <a:picLocks noChangeAspect="1" noChangeArrowheads="1"/>
-                    </pic:cNvPicPr>
-                  </pic:nvPicPr>
-                  <pic:blipFill>
-                    <a:blip r:embed="rId7" cstate="none"/>
-                    <a:srcRect/>
-                    <a:stretch>
-                      <a:fillRect/>
-                    </a:stretch>
-                  </pic:blipFill>
-                  <pic:spPr bwMode="auto">
-                    <a:xfrm>
-                      <a:off x="0" y="0"/>
-                      <a:ext cx="1047750" cy="790575"/>
-                    </a:xfrm>
-                    <a:prstGeom prst="rect">
-                      <a:avLst/>
-                    </a:prstGeom>
-                  </pic:spPr>
-                </pic:pic>
-              </a:graphicData>
-            </a:graphic>
-          </wp:inline>
-        </w:drawing>
-      </w:r>
-    </w:p>
-    <w:p>
-      <w:pPr>
-        <w:keepNext/>
-        <w:spacing w:after="120"/>
-      </w:pPr>
-      <w:r>
-        <w:rPr>
-          <w:b/>
-          <w:bCs/>
-        </w:rPr>
-        <w:t xml:space="preserve">Reflect Points Across Axes (Reflejar puntos sobre los ejes)</w:t>
-      </w:r>
-      <w:r>
-        <w:t xml:space="preserve"> — Flip a point across an axis so it stays the same perpendicular distance from that axis.</w:t>
-      </w:r>
-    </w:p>
-    <w:p>
-      <w:pPr>
-        <w:keepNext/>
-        <w:spacing w:after="20" w:before="80"/>
-        <w:jc w:val="center"/>
-      </w:pPr>
-      <w:r>
-        <w:drawing>
-          <wp:inline distT="0" distB="0" distL="0" distR="0">
-            <wp:extent cx="1047750" cy="790575"/>
-            <wp:effectExtent t="0" r="0" b="0" l="0"/>
-            <wp:docPr id="1" name="" descr="" title=""/>
-            <wp:cNvGraphicFramePr>
-              <a:graphicFrameLocks xmlns:a="http://schemas.openxmlformats.org/drawingml/2006/main" noChangeAspect="1"/>
-            </wp:cNvGraphicFramePr>
-            <a:graphic xmlns:a="http://schemas.openxmlformats.org/drawingml/2006/main">
-              <a:graphicData uri="http://schemas.openxmlformats.org/drawingml/2006/picture">
-                <pic:pic xmlns:pic="http://schemas.openxmlformats.org/drawingml/2006/picture">
-                  <pic:nvPicPr>
-                    <pic:cNvPr id="0" name="" descr=""/>
-                    <pic:cNvPicPr>
-                      <a:picLocks noChangeAspect="1" noChangeArrowheads="1"/>
-                    </pic:cNvPicPr>
-                  </pic:nvPicPr>
-                  <pic:blipFill>
-                    <a:blip r:embed="rId17" cstate="none"/>
-                    <a:srcRect/>
-                    <a:stretch>
-                      <a:fillRect/>
-                    </a:stretch>
-                  </pic:blipFill>
-                  <pic:spPr bwMode="auto">
-                    <a:xfrm>
-                      <a:off x="0" y="0"/>
-                      <a:ext cx="1047750" cy="790575"/>
-                    </a:xfrm>
-                    <a:prstGeom prst="rect">
-                      <a:avLst/>
-                    </a:prstGeom>
-                  </pic:spPr>
-                </pic:pic>
-              </a:graphicData>
-            </a:graphic>
-          </wp:inline>
-        </w:drawing>
-      </w:r>
-    </w:p>
-    <w:p>
-      <w:pPr>
-        <w:keepNext/>
-        <w:spacing w:after="120"/>
-      </w:pPr>
-      <w:r>
-        <w:rPr>
-          <w:b/>
-          <w:bCs/>
-        </w:rPr>
-        <w:t xml:space="preserve">Coordinate plane (Plano cartesiano)</w:t>
-      </w:r>
-      <w:r>
-        <w:t xml:space="preserve"> — A grid with a line going across and a line going up to plot points.</w:t>
-      </w:r>
-    </w:p>
-    <w:p>
-      <w:pPr>
-        <w:keepNext/>
-        <w:spacing w:after="20" w:before="80"/>
-        <w:jc w:val="center"/>
-      </w:pPr>
-      <w:r>
-        <w:drawing>
-          <wp:inline distT="0" distB="0" distL="0" distR="0">
-            <wp:extent cx="1047750" cy="790575"/>
-            <wp:effectExtent t="0" r="0" b="0" l="0"/>
-            <wp:docPr id="1" name="" descr="" title=""/>
-            <wp:cNvGraphicFramePr>
-              <a:graphicFrameLocks xmlns:a="http://schemas.openxmlformats.org/drawingml/2006/main" noChangeAspect="1"/>
-            </wp:cNvGraphicFramePr>
-            <a:graphic xmlns:a="http://schemas.openxmlformats.org/drawingml/2006/main">
-              <a:graphicData uri="http://schemas.openxmlformats.org/drawingml/2006/picture">
-                <pic:pic xmlns:pic="http://schemas.openxmlformats.org/drawingml/2006/picture">
-                  <pic:nvPicPr>
-                    <pic:cNvPr id="0" name="" descr=""/>
-                    <pic:cNvPicPr>
-                      <a:picLocks noChangeAspect="1" noChangeArrowheads="1"/>
-                    </pic:cNvPicPr>
-                  </pic:nvPicPr>
-                  <pic:blipFill>
-                    <a:blip r:embed="rId18" cstate="none"/>
-                    <a:srcRect/>
-                    <a:stretch>
-                      <a:fillRect/>
-                    </a:stretch>
-                  </pic:blipFill>
-                  <pic:spPr bwMode="auto">
-                    <a:xfrm>
-                      <a:off x="0" y="0"/>
-                      <a:ext cx="1047750" cy="790575"/>
-                    </a:xfrm>
-                    <a:prstGeom prst="rect">
-                      <a:avLst/>
-                    </a:prstGeom>
-                  </pic:spPr>
-                </pic:pic>
-              </a:graphicData>
-            </a:graphic>
-          </wp:inline>
-        </w:drawing>
-      </w:r>
-    </w:p>
-    <w:p>
-      <w:pPr>
-        <w:keepNext/>
-        <w:spacing w:after="120"/>
-      </w:pPr>
-      <w:r>
-        <w:rPr>
-          <w:b/>
-          <w:bCs/>
-        </w:rPr>
-        <w:t xml:space="preserve">Distance (Distancia)</w:t>
-      </w:r>
-      <w:r>
-        <w:t xml:space="preserve"> — How far apart two points are. It is never negative.</w:t>
-      </w:r>
-    </w:p>
-    <w:p>
-      <w:pPr>
-        <w:keepNext/>
-        <w:spacing w:after="20" w:before="80"/>
-        <w:jc w:val="center"/>
-      </w:pPr>
-      <w:r>
-        <w:drawing>
-          <wp:inline distT="0" distB="0" distL="0" distR="0">
-            <wp:extent cx="1047750" cy="790575"/>
-            <wp:effectExtent t="0" r="0" b="0" l="0"/>
-            <wp:docPr id="1" name="" descr="" title=""/>
+            <wp:docPr id="1" name="Fraction" descr="Picture illustrating the vocabulary word &quot;Fraction&quot;" title="Fraction"/>
             <wp:cNvGraphicFramePr>
               <a:graphicFrameLocks xmlns:a="http://schemas.openxmlformats.org/drawingml/2006/main" noChangeAspect="1"/>
             </wp:cNvGraphicFramePr>
@@ -1106,10 +1043,10 @@
           <w:b/>
           <w:bCs/>
         </w:rPr>
-        <w:t xml:space="preserve">polygon (polígono)</w:t>
-      </w:r>
-      <w:r>
-        <w:t xml:space="preserve"> — A closed figure made of line segments; on the plane you draw it by plotting the vertices and connecting them in order.</w:t>
+        <w:t xml:space="preserve">Fraction (Fracción)</w:t>
+      </w:r>
+      <w:r>
+        <w:t xml:space="preserve"> — A number that shows part of a whole, like 3/4.</w:t>
       </w:r>
     </w:p>
     <w:p>
@@ -1123,7 +1060,70 @@
           <wp:inline distT="0" distB="0" distL="0" distR="0">
             <wp:extent cx="1047750" cy="790575"/>
             <wp:effectExtent t="0" r="0" b="0" l="0"/>
-            <wp:docPr id="1" name="" descr="" title=""/>
+            <wp:docPr id="1" name="Negative coordinate" descr="Picture illustrating the vocabulary word &quot;Negative coordinate&quot;" title="Negative coordinate"/>
+            <wp:cNvGraphicFramePr>
+              <a:graphicFrameLocks xmlns:a="http://schemas.openxmlformats.org/drawingml/2006/main" noChangeAspect="1"/>
+            </wp:cNvGraphicFramePr>
+            <a:graphic xmlns:a="http://schemas.openxmlformats.org/drawingml/2006/main">
+              <a:graphicData uri="http://schemas.openxmlformats.org/drawingml/2006/picture">
+                <pic:pic xmlns:pic="http://schemas.openxmlformats.org/drawingml/2006/picture">
+                  <pic:nvPicPr>
+                    <pic:cNvPr id="0" name="" descr=""/>
+                    <pic:cNvPicPr>
+                      <a:picLocks noChangeAspect="1" noChangeArrowheads="1"/>
+                    </pic:cNvPicPr>
+                  </pic:nvPicPr>
+                  <pic:blipFill>
+                    <a:blip r:embed="rId11" cstate="none"/>
+                    <a:srcRect/>
+                    <a:stretch>
+                      <a:fillRect/>
+                    </a:stretch>
+                  </pic:blipFill>
+                  <pic:spPr bwMode="auto">
+                    <a:xfrm>
+                      <a:off x="0" y="0"/>
+                      <a:ext cx="1047750" cy="790575"/>
+                    </a:xfrm>
+                    <a:prstGeom prst="rect">
+                      <a:avLst/>
+                    </a:prstGeom>
+                  </pic:spPr>
+                </pic:pic>
+              </a:graphicData>
+            </a:graphic>
+          </wp:inline>
+        </w:drawing>
+      </w:r>
+    </w:p>
+    <w:p>
+      <w:pPr>
+        <w:keepNext/>
+        <w:spacing w:after="120"/>
+      </w:pPr>
+      <w:r>
+        <w:rPr>
+          <w:b/>
+          <w:bCs/>
+        </w:rPr>
+        <w:t xml:space="preserve">Negative coordinate (Coordenada negativa)</w:t>
+      </w:r>
+      <w:r>
+        <w:t xml:space="preserve"> — A coordinate less than zero. It means left or below the center point.</w:t>
+      </w:r>
+    </w:p>
+    <w:p>
+      <w:pPr>
+        <w:keepNext/>
+        <w:spacing w:after="20" w:before="80"/>
+        <w:jc w:val="center"/>
+      </w:pPr>
+      <w:r>
+        <w:drawing>
+          <wp:inline distT="0" distB="0" distL="0" distR="0">
+            <wp:extent cx="1047750" cy="790575"/>
+            <wp:effectExtent t="0" r="0" b="0" l="0"/>
+            <wp:docPr id="1" name="Absolute value" descr="Picture illustrating the vocabulary word &quot;Absolute value&quot;" title="Absolute value"/>
             <wp:cNvGraphicFramePr>
               <a:graphicFrameLocks xmlns:a="http://schemas.openxmlformats.org/drawingml/2006/main" noChangeAspect="1"/>
             </wp:cNvGraphicFramePr>
@@ -1169,10 +1169,10 @@
           <w:b/>
           <w:bCs/>
         </w:rPr>
-        <w:t xml:space="preserve">Quadrant (Cuadrante)</w:t>
-      </w:r>
-      <w:r>
-        <w:t xml:space="preserve"> — One of the four parts of a coordinate grid, numbered I to IV.</w:t>
+        <w:t xml:space="preserve">Absolute value (Valor absoluto)</w:t>
+      </w:r>
+      <w:r>
+        <w:t xml:space="preserve"> — How far a number is from zero. It is never negative.</w:t>
       </w:r>
     </w:p>
     <w:p>
@@ -1186,7 +1186,7 @@
           <wp:inline distT="0" distB="0" distL="0" distR="0">
             <wp:extent cx="1047750" cy="790575"/>
             <wp:effectExtent t="0" r="0" b="0" l="0"/>
-            <wp:docPr id="1" name="" descr="" title=""/>
+            <wp:docPr id="1" name="x-axis" descr="Picture illustrating the vocabulary word &quot;x-axis&quot;" title="x-axis"/>
             <wp:cNvGraphicFramePr>
               <a:graphicFrameLocks xmlns:a="http://schemas.openxmlformats.org/drawingml/2006/main" noChangeAspect="1"/>
             </wp:cNvGraphicFramePr>
@@ -1232,10 +1232,10 @@
           <w:b/>
           <w:bCs/>
         </w:rPr>
-        <w:t xml:space="preserve">Reflection (Reflexión)</w:t>
-      </w:r>
-      <w:r>
-        <w:t xml:space="preserve"> — A flipped, mirror image across a line.</w:t>
+        <w:t xml:space="preserve">x-axis (Eje x)</w:t>
+      </w:r>
+      <w:r>
+        <w:t xml:space="preserve"> — The line that goes across the grid. Flipping over it changes the y sign.</w:t>
       </w:r>
     </w:p>
     <w:p>
@@ -1249,133 +1249,7 @@
           <wp:inline distT="0" distB="0" distL="0" distR="0">
             <wp:extent cx="1047750" cy="790575"/>
             <wp:effectExtent t="0" r="0" b="0" l="0"/>
-            <wp:docPr id="1" name="" descr="" title=""/>
-            <wp:cNvGraphicFramePr>
-              <a:graphicFrameLocks xmlns:a="http://schemas.openxmlformats.org/drawingml/2006/main" noChangeAspect="1"/>
-            </wp:cNvGraphicFramePr>
-            <a:graphic xmlns:a="http://schemas.openxmlformats.org/drawingml/2006/main">
-              <a:graphicData uri="http://schemas.openxmlformats.org/drawingml/2006/picture">
-                <pic:pic xmlns:pic="http://schemas.openxmlformats.org/drawingml/2006/picture">
-                  <pic:nvPicPr>
-                    <pic:cNvPr id="0" name="" descr=""/>
-                    <pic:cNvPicPr>
-                      <a:picLocks noChangeAspect="1" noChangeArrowheads="1"/>
-                    </pic:cNvPicPr>
-                  </pic:nvPicPr>
-                  <pic:blipFill>
-                    <a:blip r:embed="rId7" cstate="none"/>
-                    <a:srcRect/>
-                    <a:stretch>
-                      <a:fillRect/>
-                    </a:stretch>
-                  </pic:blipFill>
-                  <pic:spPr bwMode="auto">
-                    <a:xfrm>
-                      <a:off x="0" y="0"/>
-                      <a:ext cx="1047750" cy="790575"/>
-                    </a:xfrm>
-                    <a:prstGeom prst="rect">
-                      <a:avLst/>
-                    </a:prstGeom>
-                  </pic:spPr>
-                </pic:pic>
-              </a:graphicData>
-            </a:graphic>
-          </wp:inline>
-        </w:drawing>
-      </w:r>
-    </w:p>
-    <w:p>
-      <w:pPr>
-        <w:keepNext/>
-        <w:spacing w:after="120"/>
-      </w:pPr>
-      <w:r>
-        <w:rPr>
-          <w:b/>
-          <w:bCs/>
-        </w:rPr>
-        <w:t xml:space="preserve">Rational Numbers on the Number Line (Números racionales en la recta numérica)</w:t>
-      </w:r>
-      <w:r>
-        <w:t xml:space="preserve"> — Every rational number has one exact spot on the number line. Writing it as a fraction, a decimal, or an integer does not change where it sits.</w:t>
-      </w:r>
-    </w:p>
-    <w:p>
-      <w:pPr>
-        <w:keepNext/>
-        <w:spacing w:after="20" w:before="80"/>
-        <w:jc w:val="center"/>
-      </w:pPr>
-      <w:r>
-        <w:drawing>
-          <wp:inline distT="0" distB="0" distL="0" distR="0">
-            <wp:extent cx="1047750" cy="790575"/>
-            <wp:effectExtent t="0" r="0" b="0" l="0"/>
-            <wp:docPr id="1" name="" descr="" title=""/>
-            <wp:cNvGraphicFramePr>
-              <a:graphicFrameLocks xmlns:a="http://schemas.openxmlformats.org/drawingml/2006/main" noChangeAspect="1"/>
-            </wp:cNvGraphicFramePr>
-            <a:graphic xmlns:a="http://schemas.openxmlformats.org/drawingml/2006/main">
-              <a:graphicData uri="http://schemas.openxmlformats.org/drawingml/2006/picture">
-                <pic:pic xmlns:pic="http://schemas.openxmlformats.org/drawingml/2006/picture">
-                  <pic:nvPicPr>
-                    <pic:cNvPr id="0" name="" descr=""/>
-                    <pic:cNvPicPr>
-                      <a:picLocks noChangeAspect="1" noChangeArrowheads="1"/>
-                    </pic:cNvPicPr>
-                  </pic:nvPicPr>
-                  <pic:blipFill>
-                    <a:blip r:embed="rId8" cstate="none"/>
-                    <a:srcRect/>
-                    <a:stretch>
-                      <a:fillRect/>
-                    </a:stretch>
-                  </pic:blipFill>
-                  <pic:spPr bwMode="auto">
-                    <a:xfrm>
-                      <a:off x="0" y="0"/>
-                      <a:ext cx="1047750" cy="790575"/>
-                    </a:xfrm>
-                    <a:prstGeom prst="rect">
-                      <a:avLst/>
-                    </a:prstGeom>
-                  </pic:spPr>
-                </pic:pic>
-              </a:graphicData>
-            </a:graphic>
-          </wp:inline>
-        </w:drawing>
-      </w:r>
-    </w:p>
-    <w:p>
-      <w:pPr>
-        <w:keepNext/>
-        <w:spacing w:after="120"/>
-      </w:pPr>
-      <w:r>
-        <w:rPr>
-          <w:b/>
-          <w:bCs/>
-        </w:rPr>
-        <w:t xml:space="preserve">Rational number (Número racional)</w:t>
-      </w:r>
-      <w:r>
-        <w:t xml:space="preserve"> — A number that can be written as a fraction of two integers, with a bottom number that is not zero.</w:t>
-      </w:r>
-    </w:p>
-    <w:p>
-      <w:pPr>
-        <w:keepNext/>
-        <w:spacing w:after="20" w:before="80"/>
-        <w:jc w:val="center"/>
-      </w:pPr>
-      <w:r>
-        <w:drawing>
-          <wp:inline distT="0" distB="0" distL="0" distR="0">
-            <wp:extent cx="1047750" cy="790575"/>
-            <wp:effectExtent t="0" r="0" b="0" l="0"/>
-            <wp:docPr id="1" name="" descr="" title=""/>
+            <wp:docPr id="1" name="Perpendicular" descr="Picture illustrating the vocabulary word &quot;Perpendicular&quot;" title="Perpendicular"/>
             <wp:cNvGraphicFramePr>
               <a:graphicFrameLocks xmlns:a="http://schemas.openxmlformats.org/drawingml/2006/main" noChangeAspect="1"/>
             </wp:cNvGraphicFramePr>
@@ -1421,258 +1295,6 @@
           <w:b/>
           <w:bCs/>
         </w:rPr>
-        <w:t xml:space="preserve">Fraction (Fracción)</w:t>
-      </w:r>
-      <w:r>
-        <w:t xml:space="preserve"> — A number that shows part of a whole, like 3/4.</w:t>
-      </w:r>
-    </w:p>
-    <w:p>
-      <w:pPr>
-        <w:keepNext/>
-        <w:spacing w:after="20" w:before="80"/>
-        <w:jc w:val="center"/>
-      </w:pPr>
-      <w:r>
-        <w:drawing>
-          <wp:inline distT="0" distB="0" distL="0" distR="0">
-            <wp:extent cx="1047750" cy="790575"/>
-            <wp:effectExtent t="0" r="0" b="0" l="0"/>
-            <wp:docPr id="1" name="" descr="" title=""/>
-            <wp:cNvGraphicFramePr>
-              <a:graphicFrameLocks xmlns:a="http://schemas.openxmlformats.org/drawingml/2006/main" noChangeAspect="1"/>
-            </wp:cNvGraphicFramePr>
-            <a:graphic xmlns:a="http://schemas.openxmlformats.org/drawingml/2006/main">
-              <a:graphicData uri="http://schemas.openxmlformats.org/drawingml/2006/picture">
-                <pic:pic xmlns:pic="http://schemas.openxmlformats.org/drawingml/2006/picture">
-                  <pic:nvPicPr>
-                    <pic:cNvPr id="0" name="" descr=""/>
-                    <pic:cNvPicPr>
-                      <a:picLocks noChangeAspect="1" noChangeArrowheads="1"/>
-                    </pic:cNvPicPr>
-                  </pic:nvPicPr>
-                  <pic:blipFill>
-                    <a:blip r:embed="rId12" cstate="none"/>
-                    <a:srcRect/>
-                    <a:stretch>
-                      <a:fillRect/>
-                    </a:stretch>
-                  </pic:blipFill>
-                  <pic:spPr bwMode="auto">
-                    <a:xfrm>
-                      <a:off x="0" y="0"/>
-                      <a:ext cx="1047750" cy="790575"/>
-                    </a:xfrm>
-                    <a:prstGeom prst="rect">
-                      <a:avLst/>
-                    </a:prstGeom>
-                  </pic:spPr>
-                </pic:pic>
-              </a:graphicData>
-            </a:graphic>
-          </wp:inline>
-        </w:drawing>
-      </w:r>
-    </w:p>
-    <w:p>
-      <w:pPr>
-        <w:keepNext/>
-        <w:spacing w:after="120"/>
-      </w:pPr>
-      <w:r>
-        <w:rPr>
-          <w:b/>
-          <w:bCs/>
-        </w:rPr>
-        <w:t xml:space="preserve">Negative coordinate (Coordenada negativa)</w:t>
-      </w:r>
-      <w:r>
-        <w:t xml:space="preserve"> — A coordinate less than zero. It means left or below the center point.</w:t>
-      </w:r>
-    </w:p>
-    <w:p>
-      <w:pPr>
-        <w:keepNext/>
-        <w:spacing w:after="20" w:before="80"/>
-        <w:jc w:val="center"/>
-      </w:pPr>
-      <w:r>
-        <w:drawing>
-          <wp:inline distT="0" distB="0" distL="0" distR="0">
-            <wp:extent cx="1047750" cy="790575"/>
-            <wp:effectExtent t="0" r="0" b="0" l="0"/>
-            <wp:docPr id="1" name="" descr="" title=""/>
-            <wp:cNvGraphicFramePr>
-              <a:graphicFrameLocks xmlns:a="http://schemas.openxmlformats.org/drawingml/2006/main" noChangeAspect="1"/>
-            </wp:cNvGraphicFramePr>
-            <a:graphic xmlns:a="http://schemas.openxmlformats.org/drawingml/2006/main">
-              <a:graphicData uri="http://schemas.openxmlformats.org/drawingml/2006/picture">
-                <pic:pic xmlns:pic="http://schemas.openxmlformats.org/drawingml/2006/picture">
-                  <pic:nvPicPr>
-                    <pic:cNvPr id="0" name="" descr=""/>
-                    <pic:cNvPicPr>
-                      <a:picLocks noChangeAspect="1" noChangeArrowheads="1"/>
-                    </pic:cNvPicPr>
-                  </pic:nvPicPr>
-                  <pic:blipFill>
-                    <a:blip r:embed="rId23" cstate="none"/>
-                    <a:srcRect/>
-                    <a:stretch>
-                      <a:fillRect/>
-                    </a:stretch>
-                  </pic:blipFill>
-                  <pic:spPr bwMode="auto">
-                    <a:xfrm>
-                      <a:off x="0" y="0"/>
-                      <a:ext cx="1047750" cy="790575"/>
-                    </a:xfrm>
-                    <a:prstGeom prst="rect">
-                      <a:avLst/>
-                    </a:prstGeom>
-                  </pic:spPr>
-                </pic:pic>
-              </a:graphicData>
-            </a:graphic>
-          </wp:inline>
-        </w:drawing>
-      </w:r>
-    </w:p>
-    <w:p>
-      <w:pPr>
-        <w:keepNext/>
-        <w:spacing w:after="120"/>
-      </w:pPr>
-      <w:r>
-        <w:rPr>
-          <w:b/>
-          <w:bCs/>
-        </w:rPr>
-        <w:t xml:space="preserve">Absolute value (Valor absoluto)</w:t>
-      </w:r>
-      <w:r>
-        <w:t xml:space="preserve"> — How far a number is from zero. It is never negative.</w:t>
-      </w:r>
-    </w:p>
-    <w:p>
-      <w:pPr>
-        <w:keepNext/>
-        <w:spacing w:after="20" w:before="80"/>
-        <w:jc w:val="center"/>
-      </w:pPr>
-      <w:r>
-        <w:drawing>
-          <wp:inline distT="0" distB="0" distL="0" distR="0">
-            <wp:extent cx="1047750" cy="790575"/>
-            <wp:effectExtent t="0" r="0" b="0" l="0"/>
-            <wp:docPr id="1" name="" descr="" title=""/>
-            <wp:cNvGraphicFramePr>
-              <a:graphicFrameLocks xmlns:a="http://schemas.openxmlformats.org/drawingml/2006/main" noChangeAspect="1"/>
-            </wp:cNvGraphicFramePr>
-            <a:graphic xmlns:a="http://schemas.openxmlformats.org/drawingml/2006/main">
-              <a:graphicData uri="http://schemas.openxmlformats.org/drawingml/2006/picture">
-                <pic:pic xmlns:pic="http://schemas.openxmlformats.org/drawingml/2006/picture">
-                  <pic:nvPicPr>
-                    <pic:cNvPr id="0" name="" descr=""/>
-                    <pic:cNvPicPr>
-                      <a:picLocks noChangeAspect="1" noChangeArrowheads="1"/>
-                    </pic:cNvPicPr>
-                  </pic:nvPicPr>
-                  <pic:blipFill>
-                    <a:blip r:embed="rId24" cstate="none"/>
-                    <a:srcRect/>
-                    <a:stretch>
-                      <a:fillRect/>
-                    </a:stretch>
-                  </pic:blipFill>
-                  <pic:spPr bwMode="auto">
-                    <a:xfrm>
-                      <a:off x="0" y="0"/>
-                      <a:ext cx="1047750" cy="790575"/>
-                    </a:xfrm>
-                    <a:prstGeom prst="rect">
-                      <a:avLst/>
-                    </a:prstGeom>
-                  </pic:spPr>
-                </pic:pic>
-              </a:graphicData>
-            </a:graphic>
-          </wp:inline>
-        </w:drawing>
-      </w:r>
-    </w:p>
-    <w:p>
-      <w:pPr>
-        <w:keepNext/>
-        <w:spacing w:after="120"/>
-      </w:pPr>
-      <w:r>
-        <w:rPr>
-          <w:b/>
-          <w:bCs/>
-        </w:rPr>
-        <w:t xml:space="preserve">x-axis (Eje x)</w:t>
-      </w:r>
-      <w:r>
-        <w:t xml:space="preserve"> — The line that goes across the grid. Flipping over it changes the y sign.</w:t>
-      </w:r>
-    </w:p>
-    <w:p>
-      <w:pPr>
-        <w:keepNext/>
-        <w:spacing w:after="20" w:before="80"/>
-        <w:jc w:val="center"/>
-      </w:pPr>
-      <w:r>
-        <w:drawing>
-          <wp:inline distT="0" distB="0" distL="0" distR="0">
-            <wp:extent cx="1047750" cy="790575"/>
-            <wp:effectExtent t="0" r="0" b="0" l="0"/>
-            <wp:docPr id="1" name="" descr="" title=""/>
-            <wp:cNvGraphicFramePr>
-              <a:graphicFrameLocks xmlns:a="http://schemas.openxmlformats.org/drawingml/2006/main" noChangeAspect="1"/>
-            </wp:cNvGraphicFramePr>
-            <a:graphic xmlns:a="http://schemas.openxmlformats.org/drawingml/2006/main">
-              <a:graphicData uri="http://schemas.openxmlformats.org/drawingml/2006/picture">
-                <pic:pic xmlns:pic="http://schemas.openxmlformats.org/drawingml/2006/picture">
-                  <pic:nvPicPr>
-                    <pic:cNvPr id="0" name="" descr=""/>
-                    <pic:cNvPicPr>
-                      <a:picLocks noChangeAspect="1" noChangeArrowheads="1"/>
-                    </pic:cNvPicPr>
-                  </pic:nvPicPr>
-                  <pic:blipFill>
-                    <a:blip r:embed="rId25" cstate="none"/>
-                    <a:srcRect/>
-                    <a:stretch>
-                      <a:fillRect/>
-                    </a:stretch>
-                  </pic:blipFill>
-                  <pic:spPr bwMode="auto">
-                    <a:xfrm>
-                      <a:off x="0" y="0"/>
-                      <a:ext cx="1047750" cy="790575"/>
-                    </a:xfrm>
-                    <a:prstGeom prst="rect">
-                      <a:avLst/>
-                    </a:prstGeom>
-                  </pic:spPr>
-                </pic:pic>
-              </a:graphicData>
-            </a:graphic>
-          </wp:inline>
-        </w:drawing>
-      </w:r>
-    </w:p>
-    <w:p>
-      <w:pPr>
-        <w:keepNext/>
-        <w:spacing w:after="120"/>
-      </w:pPr>
-      <w:r>
-        <w:rPr>
-          <w:b/>
-          <w:bCs/>
-        </w:rPr>
         <w:t xml:space="preserve">Perpendicular (Perpendicular)</w:t>
       </w:r>
       <w:r>
@@ -1721,23 +1343,23 @@
         <w:spacing w:after="40" w:before="0"/>
       </w:pPr>
       <w:r>
-        <w:t xml:space="preserve">     A. -3 &gt; -1</w:t>
-      </w:r>
-    </w:p>
-    <w:p>
-      <w:pPr>
-        <w:spacing w:after="40" w:before="0"/>
-      </w:pPr>
-      <w:r>
-        <w:t xml:space="preserve">     B. -5 &lt; -2</w:t>
-      </w:r>
-    </w:p>
-    <w:p>
-      <w:pPr>
-        <w:spacing w:after="40" w:before="0"/>
-      </w:pPr>
-      <w:r>
-        <w:t xml:space="preserve">     C. -4 &gt; 0</w:t>
+        <w:t xml:space="preserve">     A. -5 &lt; -2</w:t>
+      </w:r>
+    </w:p>
+    <w:p>
+      <w:pPr>
+        <w:spacing w:after="40" w:before="0"/>
+      </w:pPr>
+      <w:r>
+        <w:t xml:space="preserve">     B. -4 &gt; 0</w:t>
+      </w:r>
+    </w:p>
+    <w:p>
+      <w:pPr>
+        <w:spacing w:after="40" w:before="0"/>
+      </w:pPr>
+      <w:r>
+        <w:t xml:space="preserve">     C. -3 &gt; -1</w:t>
       </w:r>
     </w:p>
     <w:p>
@@ -1831,23 +1453,23 @@
         <w:spacing w:after="40" w:before="0"/>
       </w:pPr>
       <w:r>
-        <w:t xml:space="preserve">     A. 3°F</w:t>
-      </w:r>
-    </w:p>
-    <w:p>
-      <w:pPr>
-        <w:spacing w:after="40" w:before="0"/>
-      </w:pPr>
-      <w:r>
-        <w:t xml:space="preserve">     B. -5°F</w:t>
-      </w:r>
-    </w:p>
-    <w:p>
-      <w:pPr>
-        <w:spacing w:after="40" w:before="0"/>
-      </w:pPr>
-      <w:r>
-        <w:t xml:space="preserve">     C. -12°F</w:t>
+        <w:t xml:space="preserve">     A. -5°F</w:t>
+      </w:r>
+    </w:p>
+    <w:p>
+      <w:pPr>
+        <w:spacing w:after="40" w:before="0"/>
+      </w:pPr>
+      <w:r>
+        <w:t xml:space="preserve">     B. -12°F</w:t>
+      </w:r>
+    </w:p>
+    <w:p>
+      <w:pPr>
+        <w:spacing w:after="40" w:before="0"/>
+      </w:pPr>
+      <w:r>
+        <w:t xml:space="preserve">     C. 3°F</w:t>
       </w:r>
     </w:p>
     <w:p>
@@ -2056,31 +1678,31 @@
         <w:spacing w:after="40" w:before="0"/>
       </w:pPr>
       <w:r>
-        <w:t xml:space="preserve">     A. 12 units</w:t>
-      </w:r>
-    </w:p>
-    <w:p>
-      <w:pPr>
-        <w:spacing w:after="40" w:before="0"/>
-      </w:pPr>
-      <w:r>
-        <w:t xml:space="preserve">     B. 2 units</w:t>
-      </w:r>
-    </w:p>
-    <w:p>
-      <w:pPr>
-        <w:spacing w:after="40" w:before="0"/>
-      </w:pPr>
-      <w:r>
-        <w:t xml:space="preserve">     C. 7 units</w:t>
-      </w:r>
-    </w:p>
-    <w:p>
-      <w:pPr>
-        <w:spacing w:after="40" w:before="0"/>
-      </w:pPr>
-      <w:r>
-        <w:t xml:space="preserve">     D. 8 units</w:t>
+        <w:t xml:space="preserve">     A. 2 units</w:t>
+      </w:r>
+    </w:p>
+    <w:p>
+      <w:pPr>
+        <w:spacing w:after="40" w:before="0"/>
+      </w:pPr>
+      <w:r>
+        <w:t xml:space="preserve">     B. 7 units</w:t>
+      </w:r>
+    </w:p>
+    <w:p>
+      <w:pPr>
+        <w:spacing w:after="40" w:before="0"/>
+      </w:pPr>
+      <w:r>
+        <w:t xml:space="preserve">     C. 8 units</w:t>
+      </w:r>
+    </w:p>
+    <w:p>
+      <w:pPr>
+        <w:spacing w:after="40" w:before="0"/>
+      </w:pPr>
+      <w:r>
+        <w:t xml:space="preserve">     D. 12 units</w:t>
       </w:r>
     </w:p>
     <w:p>
@@ -2192,15 +1814,15 @@
         <w:spacing w:after="40" w:before="0"/>
       </w:pPr>
       <w:r>
-        <w:t xml:space="preserve">     A. 300 feet</w:t>
-      </w:r>
-    </w:p>
-    <w:p>
-      <w:pPr>
-        <w:spacing w:after="40" w:before="0"/>
-      </w:pPr>
-      <w:r>
-        <w:t xml:space="preserve">     B. 3 feet</w:t>
+        <w:t xml:space="preserve">     A. 3 feet</w:t>
+      </w:r>
+    </w:p>
+    <w:p>
+      <w:pPr>
+        <w:spacing w:after="40" w:before="0"/>
+      </w:pPr>
+      <w:r>
+        <w:t xml:space="preserve">     B. 30 feet</w:t>
       </w:r>
     </w:p>
     <w:p>
@@ -2216,7 +1838,7 @@
         <w:spacing w:after="40" w:before="0"/>
       </w:pPr>
       <w:r>
-        <w:t xml:space="preserve">     D. 30 feet</w:t>
+        <w:t xml:space="preserve">     D. 300 feet</w:t>
       </w:r>
     </w:p>
     <w:p>
@@ -2247,23 +1869,23 @@
         <w:spacing w:after="40" w:before="0"/>
       </w:pPr>
       <w:r>
-        <w:t xml:space="preserve">     A. 800 feet</w:t>
-      </w:r>
-    </w:p>
-    <w:p>
-      <w:pPr>
-        <w:spacing w:after="40" w:before="0"/>
-      </w:pPr>
-      <w:r>
-        <w:t xml:space="preserve">     B. 80,000 feet</w:t>
-      </w:r>
-    </w:p>
-    <w:p>
-      <w:pPr>
-        <w:spacing w:after="40" w:before="0"/>
-      </w:pPr>
-      <w:r>
-        <w:t xml:space="preserve">     C. 720 feet</w:t>
+        <w:t xml:space="preserve">     A. 720 feet</w:t>
+      </w:r>
+    </w:p>
+    <w:p>
+      <w:pPr>
+        <w:spacing w:after="40" w:before="0"/>
+      </w:pPr>
+      <w:r>
+        <w:t xml:space="preserve">     B. 800 feet</w:t>
+      </w:r>
+    </w:p>
+    <w:p>
+      <w:pPr>
+        <w:spacing w:after="40" w:before="0"/>
+      </w:pPr>
+      <w:r>
+        <w:t xml:space="preserve">     C. 80,000 feet</w:t>
       </w:r>
     </w:p>
     <w:p>
@@ -2302,31 +1924,31 @@
         <w:spacing w:after="40" w:before="0"/>
       </w:pPr>
       <w:r>
-        <w:t xml:space="preserve">     A. (3, 3)</w:t>
-      </w:r>
-    </w:p>
-    <w:p>
-      <w:pPr>
-        <w:spacing w:after="40" w:before="0"/>
-      </w:pPr>
-      <w:r>
-        <w:t xml:space="preserve">     B. (-13, 3)</w:t>
-      </w:r>
-    </w:p>
-    <w:p>
-      <w:pPr>
-        <w:spacing w:after="40" w:before="0"/>
-      </w:pPr>
-      <w:r>
-        <w:t xml:space="preserve">     C. (-5, 11)</w:t>
-      </w:r>
-    </w:p>
-    <w:p>
-      <w:pPr>
-        <w:spacing w:after="40" w:before="0"/>
-      </w:pPr>
-      <w:r>
-        <w:t xml:space="preserve">     D. (-5, -5)</w:t>
+        <w:t xml:space="preserve">     A. (-13, 3)</w:t>
+      </w:r>
+    </w:p>
+    <w:p>
+      <w:pPr>
+        <w:spacing w:after="40" w:before="0"/>
+      </w:pPr>
+      <w:r>
+        <w:t xml:space="preserve">     B. (-5, 11)</w:t>
+      </w:r>
+    </w:p>
+    <w:p>
+      <w:pPr>
+        <w:spacing w:after="40" w:before="0"/>
+      </w:pPr>
+      <w:r>
+        <w:t xml:space="preserve">     C. (-5, -5)</w:t>
+      </w:r>
+    </w:p>
+    <w:p>
+      <w:pPr>
+        <w:spacing w:after="40" w:before="0"/>
+      </w:pPr>
+      <w:r>
+        <w:t xml:space="preserve">     D. (3, 3)</w:t>
       </w:r>
     </w:p>
     <w:p>
@@ -2367,7 +1989,7 @@
           <w:b/>
           <w:bCs/>
         </w:rPr>
-        <w:t xml:space="preserve">1. B. -5 &lt; -2</w:t>
+        <w:t xml:space="preserve">1. A. -5 &lt; -2</w:t>
       </w:r>
     </w:p>
     <w:p>
@@ -2431,7 +2053,7 @@
           <w:b/>
           <w:bCs/>
         </w:rPr>
-        <w:t xml:space="preserve">3. A. 3°F</w:t>
+        <w:t xml:space="preserve">3. C. 3°F</w:t>
       </w:r>
     </w:p>
     <w:p>
@@ -2535,7 +2157,7 @@
           <w:b/>
           <w:bCs/>
         </w:rPr>
-        <w:t xml:space="preserve">6. A. 12 units</w:t>
+        <w:t xml:space="preserve">6. D. 12 units</w:t>
       </w:r>
     </w:p>
     <w:p>
@@ -2603,7 +2225,7 @@
           <w:b/>
           <w:bCs/>
         </w:rPr>
-        <w:t xml:space="preserve">8. A. 300 feet</w:t>
+        <w:t xml:space="preserve">8. D. 300 feet</w:t>
       </w:r>
     </w:p>
     <w:p>
@@ -2635,7 +2257,7 @@
           <w:b/>
           <w:bCs/>
         </w:rPr>
-        <w:t xml:space="preserve">9. A. 800 feet</w:t>
+        <w:t xml:space="preserve">9. B. 800 feet</w:t>
       </w:r>
     </w:p>
     <w:p>
@@ -2667,7 +2289,7 @@
           <w:b/>
           <w:bCs/>
         </w:rPr>
-        <w:t xml:space="preserve">10. A. (3, 3)</w:t>
+        <w:t xml:space="preserve">10. D. (3, 3)</w:t>
       </w:r>
     </w:p>
     <w:p>
@@ -2876,7 +2498,14 @@
 <file path=word/styles.xml><?xml version="1.0" encoding="utf-8"?>
 <w:styles xmlns:mc="http://schemas.openxmlformats.org/markup-compatibility/2006" xmlns:r="http://schemas.openxmlformats.org/officeDocument/2006/relationships" xmlns:w="http://schemas.openxmlformats.org/wordprocessingml/2006/main" xmlns:w14="http://schemas.microsoft.com/office/word/2010/wordml" xmlns:w15="http://schemas.microsoft.com/office/word/2012/wordml" mc:Ignorable="w14 w15">
   <w:docDefaults>
-    <w:rPrDefault/>
+    <w:rPrDefault>
+      <w:rPr>
+        <w:rFonts w:ascii="Arial" w:cs="Arial" w:eastAsia="Arial" w:hAnsi="Arial"/>
+        <w:sz w:val="22"/>
+        <w:szCs w:val="22"/>
+        <w:lang w:val="en-US"/>
+      </w:rPr>
+    </w:rPrDefault>
     <w:pPrDefault/>
   </w:docDefaults>
   <w:style w:type="paragraph" w:styleId="Title">
@@ -2894,10 +2523,16 @@
     <w:basedOn w:val="Normal"/>
     <w:next w:val="Normal"/>
     <w:qFormat/>
+    <w:pPr>
+      <w:keepNext/>
+    </w:pPr>
     <w:rPr>
-      <w:color w:val="2E74B5"/>
-      <w:sz w:val="32"/>
-      <w:szCs w:val="32"/>
+      <w:rFonts w:ascii="Arial" w:cs="Arial" w:eastAsia="Arial" w:hAnsi="Arial"/>
+      <w:b/>
+      <w:bCs/>
+      <w:color w:val="183E56"/>
+      <w:sz w:val="34"/>
+      <w:szCs w:val="34"/>
     </w:rPr>
   </w:style>
   <w:style w:type="paragraph" w:styleId="Heading2">
@@ -2905,8 +2540,14 @@
     <w:basedOn w:val="Normal"/>
     <w:next w:val="Normal"/>
     <w:qFormat/>
+    <w:pPr>
+      <w:keepNext/>
+    </w:pPr>
     <w:rPr>
-      <w:color w:val="2E74B5"/>
+      <w:rFonts w:ascii="Arial" w:cs="Arial" w:eastAsia="Arial" w:hAnsi="Arial"/>
+      <w:b/>
+      <w:bCs/>
+      <w:color w:val="176B70"/>
       <w:sz w:val="26"/>
       <w:szCs w:val="26"/>
     </w:rPr>

--- a/lessons/7-9-catchup/homework.docx
+++ b/lessons/7-9-catchup/homework.docx
@@ -1960,356 +1960,6 @@
           <w:color w:val="BBBBBB"/>
         </w:rPr>
         <w:t xml:space="preserve">______________________________________________________________________</w:t>
-      </w:r>
-    </w:p>
-    <w:p>
-      <w:r>
-        <w:br w:type="page"/>
-      </w:r>
-    </w:p>
-    <w:p>
-      <w:pPr>
-        <w:pStyle w:val="Heading1"/>
-        <w:spacing w:after="120"/>
-      </w:pPr>
-      <w:r>
-        <w:rPr>
-          <w:b/>
-          <w:bCs/>
-        </w:rPr>
-        <w:t xml:space="preserve">Answer Key (Teacher)</w:t>
-      </w:r>
-    </w:p>
-    <w:p>
-      <w:pPr>
-        <w:spacing w:after="40" w:before="0"/>
-      </w:pPr>
-      <w:r>
-        <w:rPr>
-          <w:b/>
-          <w:bCs/>
-        </w:rPr>
-        <w:t xml:space="preserve">1. A. -5 &lt; -2</w:t>
-      </w:r>
-    </w:p>
-    <w:p>
-      <w:pPr>
-        <w:spacing w:after="20" w:before="0"/>
-      </w:pPr>
-      <w:r>
-        <w:t xml:space="preserve">     -5 is farther to the left on the number line than -2, so -5 &lt; -2 is true.</w:t>
-      </w:r>
-    </w:p>
-    <w:p>
-      <w:pPr>
-        <w:spacing w:after="80" w:before="0"/>
-      </w:pPr>
-      <w:r>
-        <w:rPr>
-          <w:i/>
-          <w:iCs/>
-        </w:rPr>
-        <w:t xml:space="preserve">     Watch for: A common mistake in Reflect Points Across Axes is flipping the sign of the wrong coordinate — changing the x-coordinate when reflecting over the x-axis, instead of the y-coordinate (or vice versa for the y-axis). For example, to reflect (3, -5) over the x-axis, a student might flip the x-coordinate and write (-3, -5), but reflecting over the x-axis only changes the sign of the y-coordinate: (3, -5) becomes (3, 5). Before you submit, ask: 'Did I flip the sign of the coordinate that matches the axis I'm reflecting over — y for the x-axis, x for the y-axis?'</w:t>
-      </w:r>
-    </w:p>
-    <w:p>
-      <w:pPr>
-        <w:spacing w:after="40" w:before="0"/>
-      </w:pPr>
-      <w:r>
-        <w:rPr>
-          <w:b/>
-          <w:bCs/>
-        </w:rPr>
-        <w:t xml:space="preserve">2. A. -8</w:t>
-      </w:r>
-    </w:p>
-    <w:p>
-      <w:pPr>
-        <w:spacing w:after="20" w:before="0"/>
-      </w:pPr>
-      <w:r>
-        <w:t xml:space="preserve">     -8 is farthest to the left on the number line, making it the least (smallest) integer.</w:t>
-      </w:r>
-    </w:p>
-    <w:p>
-      <w:pPr>
-        <w:spacing w:after="80" w:before="0"/>
-      </w:pPr>
-      <w:r>
-        <w:rPr>
-          <w:i/>
-          <w:iCs/>
-        </w:rPr>
-        <w:t xml:space="preserve">     Watch for: A common mistake in Reflect Points Across Axes is flipping the sign of the wrong coordinate — changing the x-coordinate when reflecting over the x-axis, instead of the y-coordinate (or vice versa for the y-axis). For example, to reflect (3, -5) over the x-axis, a student might flip the x-coordinate and write (-3, -5), but reflecting over the x-axis only changes the sign of the y-coordinate: (3, -5) becomes (3, 5). Before you submit, ask: 'Did I flip the sign of the coordinate that matches the axis I'm reflecting over — y for the x-axis, x for the y-axis?'</w:t>
-      </w:r>
-    </w:p>
-    <w:p>
-      <w:pPr>
-        <w:spacing w:after="40" w:before="0"/>
-      </w:pPr>
-      <w:r>
-        <w:rPr>
-          <w:b/>
-          <w:bCs/>
-        </w:rPr>
-        <w:t xml:space="preserve">3. C. 3°F</w:t>
-      </w:r>
-    </w:p>
-    <w:p>
-      <w:pPr>
-        <w:spacing w:after="20" w:before="0"/>
-      </w:pPr>
-      <w:r>
-        <w:t xml:space="preserve">     3°F is the greatest because it is farthest to the right on the number line. The order from coldest to warmest is -12, -5, 3.</w:t>
-      </w:r>
-    </w:p>
-    <w:p>
-      <w:pPr>
-        <w:spacing w:after="80" w:before="0"/>
-      </w:pPr>
-      <w:r>
-        <w:rPr>
-          <w:i/>
-          <w:iCs/>
-        </w:rPr>
-        <w:t xml:space="preserve">     Watch for: A common mistake in Reflect Points Across Axes is flipping the sign of the wrong coordinate — changing the x-coordinate when reflecting over the x-axis, instead of the y-coordinate (or vice versa for the y-axis). For example, to reflect (3, -5) over the x-axis, a student might flip the x-coordinate and write (-3, -5), but reflecting over the x-axis only changes the sign of the y-coordinate: (3, -5) becomes (3, 5). Before you submit, ask: 'Did I flip the sign of the coordinate that matches the axis I'm reflecting over — y for the x-axis, x for the y-axis?'</w:t>
-      </w:r>
-    </w:p>
-    <w:p>
-      <w:pPr>
-        <w:spacing w:after="40" w:before="0"/>
-      </w:pPr>
-      <w:r>
-        <w:rPr>
-          <w:b/>
-          <w:bCs/>
-        </w:rPr>
-        <w:t xml:space="preserve">4. (Lesson 7.4) Spot the Common Mistake</w:t>
-      </w:r>
-    </w:p>
-    <w:p>
-      <w:pPr>
-        <w:spacing w:after="20" w:before="0"/>
-      </w:pPr>
-      <w:r>
-        <w:t xml:space="preserve">     The mistake is in Step 2.</w:t>
-      </w:r>
-    </w:p>
-    <w:p>
-      <w:pPr>
-        <w:spacing w:after="20" w:before="0"/>
-      </w:pPr>
-      <w:r>
-        <w:t xml:space="preserve">     Correct work: Least to greatest: -15, -8. The more negative a number is, the less its value — so -15 &lt; -8.</w:t>
-      </w:r>
-    </w:p>
-    <w:p>
-      <w:pPr>
-        <w:spacing w:after="80" w:before="0"/>
-      </w:pPr>
-      <w:r>
-        <w:t xml:space="preserve">     Watch for: The reasoning treats -8 and -15 like 8 and 15, so it puts -8 first. On the number line -15 sits farther left than -8, which makes it the smaller value, so least to greatest is -15, -8.</w:t>
-      </w:r>
-    </w:p>
-    <w:p>
-      <w:pPr>
-        <w:spacing w:after="40" w:before="0"/>
-      </w:pPr>
-      <w:r>
-        <w:rPr>
-          <w:b/>
-          <w:bCs/>
-        </w:rPr>
-        <w:t xml:space="preserve">5. (Lesson 7.5) Spot the Common Mistake</w:t>
-      </w:r>
-    </w:p>
-    <w:p>
-      <w:pPr>
-        <w:spacing w:after="20" w:before="0"/>
-      </w:pPr>
-      <w:r>
-        <w:t xml:space="preserve">     The mistake is in Step 3.</w:t>
-      </w:r>
-    </w:p>
-    <w:p>
-      <w:pPr>
-        <w:spacing w:after="20" w:before="0"/>
-      </w:pPr>
-      <w:r>
-        <w:t xml:space="preserve">     Correct work: The y-coordinate is 0, not 4. After moving 4 right, the up move is 0 units, so the point stays on the x-axis at (4, 0). The student reused the x-value instead of reading the second number (0).</w:t>
-      </w:r>
-    </w:p>
-    <w:p>
-      <w:pPr>
-        <w:spacing w:after="80" w:before="0"/>
-      </w:pPr>
-      <w:r>
-        <w:t xml:space="preserve">     Watch for: The up move comes from the SECOND number, and the second number in (4, 0) is 0. Reusing the 4 pushes the point off the axis to (4, 4). With a y-coordinate of 0 there is no upward move at all, so the point stays right on the x-axis at (4, 0).</w:t>
-      </w:r>
-    </w:p>
-    <w:p>
-      <w:pPr>
-        <w:spacing w:after="40" w:before="0"/>
-      </w:pPr>
-      <w:r>
-        <w:rPr>
-          <w:b/>
-          <w:bCs/>
-        </w:rPr>
-        <w:t xml:space="preserve">6. D. 12 units</w:t>
-      </w:r>
-    </w:p>
-    <w:p>
-      <w:pPr>
-        <w:spacing w:after="20" w:before="0"/>
-      </w:pPr>
-      <w:r>
-        <w:t xml:space="preserve">     Same x = -3. Distance = |5 - (-7)| = |5 + 7| = 12 units.</w:t>
-      </w:r>
-    </w:p>
-    <w:p>
-      <w:pPr>
-        <w:spacing w:after="80" w:before="0"/>
-      </w:pPr>
-      <w:r>
-        <w:rPr>
-          <w:i/>
-          <w:iCs/>
-        </w:rPr>
-        <w:t xml:space="preserve">     Watch for: A common mistake in Reflect Points Across Axes is flipping the sign of the wrong coordinate — changing the x-coordinate when reflecting over the x-axis, instead of the y-coordinate (or vice versa for the y-axis). For example, to reflect (3, -5) over the x-axis, a student might flip the x-coordinate and write (-3, -5), but reflecting over the x-axis only changes the sign of the y-coordinate: (3, -5) becomes (3, 5). Before you submit, ask: 'Did I flip the sign of the coordinate that matches the axis I'm reflecting over — y for the x-axis, x for the y-axis?'</w:t>
-      </w:r>
-    </w:p>
-    <w:p>
-      <w:pPr>
-        <w:spacing w:after="40" w:before="0"/>
-      </w:pPr>
-      <w:r>
-        <w:rPr>
-          <w:b/>
-          <w:bCs/>
-        </w:rPr>
-        <w:t xml:space="preserve">7. (Lesson 7.6) Spot the Common Mistake</w:t>
-      </w:r>
-    </w:p>
-    <w:p>
-      <w:pPr>
-        <w:spacing w:after="20" w:before="0"/>
-      </w:pPr>
-      <w:r>
-        <w:t xml:space="preserve">     The mistake is in Step 2.</w:t>
-      </w:r>
-    </w:p>
-    <w:p>
-      <w:pPr>
-        <w:spacing w:after="20" w:before="0"/>
-      </w:pPr>
-      <w:r>
-        <w:t xml:space="preserve">     Correct work: The student dropped the negative sign and used 5 instead of -5. The point is at x = -5, so the two points sit on opposite sides of zero. Add the absolute values: |-5| + |3| = 5 + 3 = 8 units. (You can also write |3 - (-5)| = |3 + 5| = 8.) The correct distance is 8 units, not 2.</w:t>
-      </w:r>
-    </w:p>
-    <w:p>
-      <w:pPr>
-        <w:spacing w:after="80" w:before="0"/>
-      </w:pPr>
-      <w:r>
-        <w:t xml:space="preserve">     Watch for: The student-thinking step dropped the negative sign and treated -5 as 5. Because the points really sit on opposite sides of the y-axis, the distance is |-5| + |3| = 8 units, which matches |3 - (-5)| = |3 + 5| = 8.</w:t>
-      </w:r>
-    </w:p>
-    <w:p>
-      <w:pPr>
-        <w:spacing w:after="40" w:before="0"/>
-      </w:pPr>
-      <w:r>
-        <w:rPr>
-          <w:b/>
-          <w:bCs/>
-        </w:rPr>
-        <w:t xml:space="preserve">8. D. 300 feet</w:t>
-      </w:r>
-    </w:p>
-    <w:p>
-      <w:pPr>
-        <w:spacing w:after="20" w:before="0"/>
-      </w:pPr>
-      <w:r>
-        <w:t xml:space="preserve">     3 units × 100 feet per unit = 300 feet.</w:t>
-      </w:r>
-    </w:p>
-    <w:p>
-      <w:pPr>
-        <w:spacing w:after="80" w:before="0"/>
-      </w:pPr>
-      <w:r>
-        <w:rPr>
-          <w:i/>
-          <w:iCs/>
-        </w:rPr>
-        <w:t xml:space="preserve">     Watch for: A common mistake in Reflect Points Across Axes is flipping the sign of the wrong coordinate — changing the x-coordinate when reflecting over the x-axis, instead of the y-coordinate (or vice versa for the y-axis). For example, to reflect (3, -5) over the x-axis, a student might flip the x-coordinate and write (-3, -5), but reflecting over the x-axis only changes the sign of the y-coordinate: (3, -5) becomes (3, 5). Before you submit, ask: 'Did I flip the sign of the coordinate that matches the axis I'm reflecting over — y for the x-axis, x for the y-axis?'</w:t>
-      </w:r>
-    </w:p>
-    <w:p>
-      <w:pPr>
-        <w:spacing w:after="40" w:before="0"/>
-      </w:pPr>
-      <w:r>
-        <w:rPr>
-          <w:b/>
-          <w:bCs/>
-        </w:rPr>
-        <w:t xml:space="preserve">9. B. 800 feet</w:t>
-      </w:r>
-    </w:p>
-    <w:p>
-      <w:pPr>
-        <w:spacing w:after="20" w:before="0"/>
-      </w:pPr>
-      <w:r>
-        <w:t xml:space="preserve">     Length = area ÷ width = 240,000 ÷ 300 = 800 feet.</w:t>
-      </w:r>
-    </w:p>
-    <w:p>
-      <w:pPr>
-        <w:spacing w:after="80" w:before="0"/>
-      </w:pPr>
-      <w:r>
-        <w:rPr>
-          <w:i/>
-          <w:iCs/>
-        </w:rPr>
-        <w:t xml:space="preserve">     Watch for: A common mistake in Reflect Points Across Axes is flipping the sign of the wrong coordinate — changing the x-coordinate when reflecting over the x-axis, instead of the y-coordinate (or vice versa for the y-axis). For example, to reflect (3, -5) over the x-axis, a student might flip the x-coordinate and write (-3, -5), but reflecting over the x-axis only changes the sign of the y-coordinate: (3, -5) becomes (3, 5). Before you submit, ask: 'Did I flip the sign of the coordinate that matches the axis I'm reflecting over — y for the x-axis, x for the y-axis?'</w:t>
-      </w:r>
-    </w:p>
-    <w:p>
-      <w:pPr>
-        <w:spacing w:after="40" w:before="0"/>
-      </w:pPr>
-      <w:r>
-        <w:rPr>
-          <w:b/>
-          <w:bCs/>
-        </w:rPr>
-        <w:t xml:space="preserve">10. D. (3, 3)</w:t>
-      </w:r>
-    </w:p>
-    <w:p>
-      <w:pPr>
-        <w:spacing w:after="20" w:before="0"/>
-      </w:pPr>
-      <w:r>
-        <w:t xml:space="preserve">     Moving right means adding to the x-coordinate: -5 + 8 = 3. The y stays the same. New point: (3, 3).</w:t>
-      </w:r>
-    </w:p>
-    <w:p>
-      <w:pPr>
-        <w:spacing w:after="80" w:before="0"/>
-      </w:pPr>
-      <w:r>
-        <w:rPr>
-          <w:i/>
-          <w:iCs/>
-        </w:rPr>
-        <w:t xml:space="preserve">     Watch for: A common mistake in Reflect Points Across Axes is flipping the sign of the wrong coordinate — changing the x-coordinate when reflecting over the x-axis, instead of the y-coordinate (or vice versa for the y-axis). For example, to reflect (3, -5) over the x-axis, a student might flip the x-coordinate and write (-3, -5), but reflecting over the x-axis only changes the sign of the y-coordinate: (3, -5) becomes (3, 5). Before you submit, ask: 'Did I flip the sign of the coordinate that matches the axis I'm reflecting over — y for the x-axis, x for the y-axis?'</w:t>
       </w:r>
     </w:p>
     <w:sectPr>
